--- a/Small_Story_The_Little_Lamp.docx
+++ b/Small_Story_The_Little_Lamp.docx
@@ -1,6 +1,6 @@
 
 <file path=word/document.xml><?xml version="1.0" encoding="utf-8"?>
-<w:document xmlns:wpc="http://schemas.microsoft.com/office/word/2010/wordprocessingCanvas" xmlns:mo="http://schemas.microsoft.com/office/mac/office/2008/main" xmlns:mc="http://schemas.openxmlformats.org/markup-compatibility/2006" xmlns:mv="urn:schemas-microsoft-com:mac:vml" xmlns:o="urn:schemas-microsoft-com:office:office" xmlns:r="http://schemas.openxmlformats.org/officeDocument/2006/relationships" xmlns:m="http://schemas.openxmlformats.org/officeDocument/2006/math" xmlns:v="urn:schemas-microsoft-com:vml" xmlns:wp14="http://schemas.microsoft.com/office/word/2010/wordprocessingDrawing" xmlns:wp="http://schemas.openxmlformats.org/drawingml/2006/wordprocessingDrawing" xmlns:w10="urn:schemas-microsoft-com:office:word" xmlns:w="http://schemas.openxmlformats.org/wordprocessingml/2006/main" xmlns:w14="http://schemas.microsoft.com/office/word/2010/wordml" xmlns:wpg="http://schemas.microsoft.com/office/word/2010/wordprocessingGroup" xmlns:wpi="http://schemas.microsoft.com/office/word/2010/wordprocessingInk" xmlns:wne="http://schemas.microsoft.com/office/word/2006/wordml" xmlns:wps="http://schemas.microsoft.com/office/word/2010/wordprocessingShape" mc:Ignorable="w14 wp14">
+<w:document xmlns:ve="http://schemas.openxmlformats.org/markup-compatibility/2006" xmlns:o="urn:schemas-microsoft-com:office:office" xmlns:r="http://schemas.openxmlformats.org/officeDocument/2006/relationships" xmlns:m="http://schemas.openxmlformats.org/officeDocument/2006/math" xmlns:v="urn:schemas-microsoft-com:vml" xmlns:wp="http://schemas.openxmlformats.org/drawingml/2006/wordprocessingDrawing" xmlns:w10="urn:schemas-microsoft-com:office:word" xmlns:w="http://schemas.openxmlformats.org/wordprocessingml/2006/main" xmlns:wne="http://schemas.microsoft.com/office/word/2006/wordml">
   <w:body>
     <w:p>
       <w:pPr>
@@ -11,7 +11,7 @@
           <w:b/>
           <w:sz w:val="36"/>
         </w:rPr>
-        <w:t>The Little Lamp</w:t>
+        <w:t>The Little Lamp by NPRR</w:t>
       </w:r>
     </w:p>
     <w:p>
@@ -27,7 +27,13 @@
         <w:rPr>
           <w:sz w:val="24"/>
         </w:rPr>
-        <w:t>One rainy night, the village lost its electricity. The streets became dark, and people were afraid to walk home.</w:t>
+        <w:t xml:space="preserve">One rainy night, the village lost its electricity. The streets became dark, and </w:t>
+      </w:r>
+      <w:r>
+        <w:rPr>
+          <w:sz w:val="24"/>
+        </w:rPr>
+        <w:t>people were afraid to walk home.</w:t>
       </w:r>
     </w:p>
     <w:p>
@@ -43,7 +49,13 @@
         <w:rPr>
           <w:sz w:val="24"/>
         </w:rPr>
-        <w:t>The little lamp realized that it did not need to be the biggest or brightest. Even a small light could make a big difference.</w:t>
+        <w:t>The little lamp realized that it did not need to be the bigg</w:t>
+      </w:r>
+      <w:r>
+        <w:rPr>
+          <w:sz w:val="24"/>
+        </w:rPr>
+        <w:t>est or brightest. Even a small light could make a big difference.</w:t>
       </w:r>
     </w:p>
     <w:p>
@@ -71,7 +83,7 @@
 </file>
 
 <file path=word/numbering.xml><?xml version="1.0" encoding="utf-8"?>
-<w:numbering xmlns:wpc="http://schemas.microsoft.com/office/word/2010/wordprocessingCanvas" xmlns:mo="http://schemas.microsoft.com/office/mac/office/2008/main" xmlns:mc="http://schemas.openxmlformats.org/markup-compatibility/2006" xmlns:mv="urn:schemas-microsoft-com:mac:vml" xmlns:o="urn:schemas-microsoft-com:office:office" xmlns:r="http://schemas.openxmlformats.org/officeDocument/2006/relationships" xmlns:m="http://schemas.openxmlformats.org/officeDocument/2006/math" xmlns:v="urn:schemas-microsoft-com:vml" xmlns:wp14="http://schemas.microsoft.com/office/word/2010/wordprocessingDrawing" xmlns:wp="http://schemas.openxmlformats.org/drawingml/2006/wordprocessingDrawing" xmlns:w10="urn:schemas-microsoft-com:office:word" xmlns:w="http://schemas.openxmlformats.org/wordprocessingml/2006/main" xmlns:w14="http://schemas.microsoft.com/office/word/2010/wordml" xmlns:wpg="http://schemas.microsoft.com/office/word/2010/wordprocessingGroup" xmlns:wpi="http://schemas.microsoft.com/office/word/2010/wordprocessingInk" xmlns:wne="http://schemas.microsoft.com/office/word/2006/wordml" xmlns:wps="http://schemas.microsoft.com/office/word/2010/wordprocessingShape" mc:Ignorable="w14 wp14">
+<w:numbering xmlns:ve="http://schemas.openxmlformats.org/markup-compatibility/2006" xmlns:o="urn:schemas-microsoft-com:office:office" xmlns:r="http://schemas.openxmlformats.org/officeDocument/2006/relationships" xmlns:m="http://schemas.openxmlformats.org/officeDocument/2006/math" xmlns:v="urn:schemas-microsoft-com:vml" xmlns:wp="http://schemas.openxmlformats.org/drawingml/2006/wordprocessingDrawing" xmlns:w10="urn:schemas-microsoft-com:office:word" xmlns:w="http://schemas.openxmlformats.org/wordprocessingml/2006/main" xmlns:wne="http://schemas.microsoft.com/office/word/2006/wordml">
   <w:abstractNum w:abstractNumId="0">
     <w:nsid w:val="FFFFFF7C"/>
     <w:multiLevelType w:val="singleLevel"/>
@@ -274,7 +286,7 @@
 </file>
 
 <file path=word/styles.xml><?xml version="1.0" encoding="utf-8"?>
-<w:styles xmlns:mc="http://schemas.openxmlformats.org/markup-compatibility/2006" xmlns:r="http://schemas.openxmlformats.org/officeDocument/2006/relationships" xmlns:w="http://schemas.openxmlformats.org/wordprocessingml/2006/main" xmlns:w14="http://schemas.microsoft.com/office/word/2010/wordml" mc:Ignorable="w14">
+<w:styles xmlns:r="http://schemas.openxmlformats.org/officeDocument/2006/relationships" xmlns:w="http://schemas.openxmlformats.org/wordprocessingml/2006/main">
   <w:docDefaults>
     <w:rPrDefault>
       <w:rPr>
@@ -290,7 +302,7 @@
       </w:pPr>
     </w:pPrDefault>
   </w:docDefaults>
-  <w:latentStyles w:defLockedState="0" w:defUIPriority="99" w:defSemiHidden="1" w:defUnhideWhenUsed="1" w:defQFormat="0" w:count="276">
+  <w:latentStyles w:defLockedState="0" w:defUIPriority="99" w:defSemiHidden="1" w:defUnhideWhenUsed="1" w:defQFormat="0" w:count="267">
     <w:lsdException w:name="Normal" w:semiHidden="0" w:uiPriority="0" w:unhideWhenUsed="0" w:qFormat="1"/>
     <w:lsdException w:name="heading 1" w:semiHidden="0" w:uiPriority="9" w:unhideWhenUsed="0" w:qFormat="1"/>
     <w:lsdException w:name="heading 2" w:uiPriority="9" w:qFormat="1"/>
@@ -434,50 +446,6 @@
     <w:qFormat/>
     <w:rsid w:val="00FC693F"/>
   </w:style>
-  <w:style w:type="paragraph" w:styleId="Header">
-    <w:name w:val="header"/>
-    <w:basedOn w:val="Normal"/>
-    <w:link w:val="HeaderChar"/>
-    <w:uiPriority w:val="99"/>
-    <w:unhideWhenUsed/>
-    <w:rsid w:val="00E618BF"/>
-    <w:pPr>
-      <w:tabs>
-        <w:tab w:val="center" w:pos="4680"/>
-        <w:tab w:val="right" w:pos="9360"/>
-      </w:tabs>
-      <w:spacing w:after="0" w:line="240" w:lineRule="auto"/>
-    </w:pPr>
-  </w:style>
-  <w:style w:type="character" w:customStyle="1" w:styleId="HeaderChar">
-    <w:name w:val="Header Char"/>
-    <w:basedOn w:val="DefaultParagraphFont"/>
-    <w:link w:val="Header"/>
-    <w:uiPriority w:val="99"/>
-    <w:rsid w:val="00E618BF"/>
-  </w:style>
-  <w:style w:type="paragraph" w:styleId="Footer">
-    <w:name w:val="footer"/>
-    <w:basedOn w:val="Normal"/>
-    <w:link w:val="FooterChar"/>
-    <w:uiPriority w:val="99"/>
-    <w:unhideWhenUsed/>
-    <w:rsid w:val="00E618BF"/>
-    <w:pPr>
-      <w:tabs>
-        <w:tab w:val="center" w:pos="4680"/>
-        <w:tab w:val="right" w:pos="9360"/>
-      </w:tabs>
-      <w:spacing w:after="0" w:line="240" w:lineRule="auto"/>
-    </w:pPr>
-  </w:style>
-  <w:style w:type="character" w:customStyle="1" w:styleId="FooterChar">
-    <w:name w:val="Footer Char"/>
-    <w:basedOn w:val="DefaultParagraphFont"/>
-    <w:link w:val="Footer"/>
-    <w:uiPriority w:val="99"/>
-    <w:rsid w:val="00E618BF"/>
-  </w:style>
   <w:style w:type="paragraph" w:styleId="Heading1">
     <w:name w:val="heading 1"/>
     <w:basedOn w:val="Normal"/>
@@ -698,6 +666,7 @@
     <w:uiPriority w:val="99"/>
     <w:semiHidden/>
     <w:unhideWhenUsed/>
+    <w:qFormat/>
     <w:tblPr>
       <w:tblInd w:w="0" w:type="dxa"/>
       <w:tblCellMar>
@@ -713,6 +682,50 @@
     <w:uiPriority w:val="99"/>
     <w:semiHidden/>
     <w:unhideWhenUsed/>
+  </w:style>
+  <w:style w:type="paragraph" w:styleId="Header">
+    <w:name w:val="header"/>
+    <w:basedOn w:val="Normal"/>
+    <w:link w:val="HeaderChar"/>
+    <w:uiPriority w:val="99"/>
+    <w:unhideWhenUsed/>
+    <w:rsid w:val="00E618BF"/>
+    <w:pPr>
+      <w:tabs>
+        <w:tab w:val="center" w:pos="4680"/>
+        <w:tab w:val="right" w:pos="9360"/>
+      </w:tabs>
+      <w:spacing w:after="0" w:line="240" w:lineRule="auto"/>
+    </w:pPr>
+  </w:style>
+  <w:style w:type="character" w:customStyle="1" w:styleId="HeaderChar">
+    <w:name w:val="Header Char"/>
+    <w:basedOn w:val="DefaultParagraphFont"/>
+    <w:link w:val="Header"/>
+    <w:uiPriority w:val="99"/>
+    <w:rsid w:val="00E618BF"/>
+  </w:style>
+  <w:style w:type="paragraph" w:styleId="Footer">
+    <w:name w:val="footer"/>
+    <w:basedOn w:val="Normal"/>
+    <w:link w:val="FooterChar"/>
+    <w:uiPriority w:val="99"/>
+    <w:unhideWhenUsed/>
+    <w:rsid w:val="00E618BF"/>
+    <w:pPr>
+      <w:tabs>
+        <w:tab w:val="center" w:pos="4680"/>
+        <w:tab w:val="right" w:pos="9360"/>
+      </w:tabs>
+      <w:spacing w:after="0" w:line="240" w:lineRule="auto"/>
+    </w:pPr>
+  </w:style>
+  <w:style w:type="character" w:customStyle="1" w:styleId="FooterChar">
+    <w:name w:val="Footer Char"/>
+    <w:basedOn w:val="DefaultParagraphFont"/>
+    <w:link w:val="Footer"/>
+    <w:uiPriority w:val="99"/>
+    <w:rsid w:val="00E618BF"/>
   </w:style>
   <w:style w:type="paragraph" w:styleId="NoSpacing">
     <w:name w:val="No Spacing"/>

--- a/Small_Story_The_Little_Lamp.docx
+++ b/Small_Story_The_Little_Lamp.docx
@@ -11,7 +11,21 @@
           <w:b/>
           <w:sz w:val="36"/>
         </w:rPr>
-        <w:t>The Little Lamp by NPRR</w:t>
+        <w:t>The Little Lamp</w:t>
+      </w:r>
+      <w:r>
+        <w:rPr>
+          <w:b/>
+          <w:sz w:val="36"/>
+        </w:rPr>
+        <w:t xml:space="preserve"> by NPRR</w:t>
+      </w:r>
+      <w:r>
+        <w:rPr>
+          <w:b/>
+          <w:sz w:val="36"/>
+        </w:rPr>
+        <w:t xml:space="preserve"> from INDIA</w:t>
       </w:r>
     </w:p>
     <w:p>
